--- a/osool/output/جزوه-شب-امتحانی-اصول-خدمات-سلامت.docx
+++ b/osool/output/جزوه-شب-امتحانی-اصول-خدمات-سلامت.docx
@@ -124,7 +124,7 @@
           <w:sz w:val="21"/>
           <w:rtl w:val="1"/>
         </w:rPr>
-        <w:t>این سند، نسخهٔ قابل‌ویرایش جزوه است؛ نسخهٔ مرجع صفحه‌آرایی‌شده، فایل PDF همراه آن است. جعبه‌های رنگی PDF در اینجا به صورت پاراگراف‌های قاب‌دار با برچسب «نوع جعبه» آمده‌اند.</w:t>
+        <w:t>این سند، نسخهٔ قابل‌ویرایش جزوه است؛ نسخهٔ مرجع صفحه‌آرایی‌شده، فایل PDF همراه آن است. ترتیب فصل‌ها همان ترتیب کتاب «برنامه و راهنمای ایمن‌سازی ۱۴۰۳» است و شمارهٔ جدول‌ها (۱ تا ۲۴) هم عینا از خود کتاب آمده؛ هر جا شک کردی، با همین شماره سراغ اصل منبع برو. علامت ٭ کنار بعضی خانه‌های جدول یعنی توضیحش را زیر همان جدول نوشته‌ایم. آخر هر فصل هم یک «جمع‌بندی» و یک «مرور سریع» گذاشته‌ایم برای دورهٔ آخر شب — ولی این‌ها جای متن را نمی‌گیرند؛ هر مبحث را اول یک‌بار کامل بخوان، بعد با کادرها و مرورها جلو بیا.</w:t>
       </w:r>
     </w:p>
     <w:p>
@@ -1824,7 +1824,7 @@
                 <w:sz w:val="18"/>
                 <w:rtl w:val="1"/>
               </w:rPr>
-              <w:t>حدود ۲ میلی‌لیتر**</w:t>
+              <w:t>حدود ۲ میلی‌لیتر ٭</w:t>
             </w:r>
           </w:p>
         </w:tc>
@@ -1866,7 +1866,7 @@
           <w:sz w:val="21"/>
           <w:rtl w:val="1"/>
         </w:rPr>
-        <w:t>•  ** دز انواع واکسن روتاویروس از ۰/۵ تا ۲/۵ میلی‌لیتر متغیر است؛ هنگام تجویز به دستورالعمل کارخانهٔ سازنده توجه شود.</w:t>
+        <w:t>•  ٭ پانوشت جدول ۳: دز انواع واکسن روتاویروس از ۰/۵ تا ۲/۵ میلی‌لیتر متغیر است؛ هنگام تجویز به دستورالعمل کارخانهٔ سازنده توجه شود.</w:t>
       </w:r>
     </w:p>
     <w:p>
@@ -2206,7 +2206,7 @@
                 <w:sz w:val="18"/>
                 <w:rtl w:val="1"/>
               </w:rPr>
-              <w:t>۱۰ سال و کمتر: ۰/۵ — بالای ۱۰ سال: ۱ میلی‌لیتر*</w:t>
+              <w:t>۱۰ سال و کمتر: ۰/۵ — بالای ۱۰ سال: ۱ میلی‌لیتر ٭</w:t>
             </w:r>
           </w:p>
         </w:tc>
@@ -2603,7 +2603,7 @@
           <w:sz w:val="21"/>
           <w:rtl w:val="1"/>
         </w:rPr>
-        <w:t>•  * در بزرگسالان دیالیزی و بزرگسالان مبتلا به نقایص سیستم ایمنی، هپاتیت ب با دز ۲ برابر تزریق می‌شود.</w:t>
+        <w:t>•  ٭ پانوشت جدول ۴: در بزرگسالان دیالیزی و بزرگسالان مبتلا به نقایص سیستم ایمنی، هپاتیت ب با دز ۲ برابر تزریق می‌شود.</w:t>
       </w:r>
     </w:p>
     <w:p>
@@ -4922,6 +4922,69 @@
           <w:rtl w:val="1"/>
         </w:rPr>
         <w:t>•  حملات ریسه در کودکان خردسال رخ می‌دهد و ممکن است با برافروختگی صورت و سیانوز همراه باشد؛ حملات طولانی می‌تواند به اختلال هوشیاری بینجامد.</w:t>
+      </w:r>
+    </w:p>
+    <w:p>
+      <w:pPr>
+        <w:bidi w:val="1"/>
+        <w:spacing w:after="120"/>
+        <w:jc w:val="right"/>
+        <w:pBdr>
+          <w:top w:val="single" w:sz="6" w:color="0F766E"/>
+          <w:bottom w:val="single" w:sz="6" w:color="0F766E"/>
+          <w:left w:val="single" w:sz="6" w:color="0F766E"/>
+          <w:right w:val="single" w:sz="6" w:color="0F766E"/>
+        </w:pBdr>
+      </w:pPr>
+      <w:r>
+        <w:rPr>
+          <w:b/>
+          <w:color w:val="0F766E"/>
+          <w:sz w:val="21"/>
+          <w:rtl w:val="1"/>
+        </w:rPr>
+        <w:t xml:space="preserve">« جمع‌بندی فصل ۱ »  </w:t>
+      </w:r>
+      <w:r>
+        <w:rPr>
+          <w:color w:val="3A3A3A"/>
+          <w:sz w:val="21"/>
+          <w:rtl w:val="1"/>
+        </w:rPr>
+        <w:t>مسیر فصل: اول تعریف‌ها و انواع واکسن (زنده، غیرفعال، توکسوئید، زیرواحدی/کنژوگه/نوترکیب)؛ بعد تجهیزات زنجیرهٔ سرما و چیدمان یخچال؛ بعد راه و مقدار تجویز (جدول‌های ۳ و ۴) و مهلت مصرف ویال بازشده؛ و در پایان ممنوعیت/احتیاط و واکنش‌های حساسیتی. قلب فصل همین بخش آخر است: آنافیلاکسی را از غش جدا کن و درمانش (اپی‌نفرین عضلانی) را با عدد و رقم حفظ باش.</w:t>
+      </w:r>
+    </w:p>
+    <w:p>
+      <w:pPr>
+        <w:pStyle w:val="Heading2"/>
+        <w:bidi w:val="1"/>
+        <w:spacing w:after="80"/>
+        <w:jc w:val="right"/>
+      </w:pPr>
+      <w:r>
+        <w:rPr>
+          <w:b/>
+          <w:color w:val="0F766E"/>
+          <w:sz w:val="27"/>
+          <w:rtl w:val="1"/>
+        </w:rPr>
+        <w:t>مرور سریع فصل ۱</w:t>
+      </w:r>
+    </w:p>
+    <w:p>
+      <w:pPr>
+        <w:bidi w:val="1"/>
+        <w:spacing w:after="160"/>
+        <w:jc w:val="right"/>
+      </w:pPr>
+      <w:r>
+        <w:rPr>
+          <w:b/>
+          <w:color w:val="0F766E"/>
+          <w:sz w:val="20"/>
+          <w:rtl w:val="1"/>
+        </w:rPr>
+        <w:t>یخچال: ۲ تا ۸ درجه  |  کلدباکس: ۳ روز  |  واکسن‌کریر: ۲۴ ساعت  |  زنده‌ها نزدیک فریزر  |  ب.ث.ژ آماده‌شده: ۴ ساعت  |  آبله‌مرغان آماده: ۳۰ دقیقه  |  اپی‌نفرین ۱:۱۰۰۰ عضلانی  |  ۰/۰۱ به ازای هر کیلو؛ سقف ۰/۵  |  تکرار هر ۵ تا ۱۵ دقیقه؛ تا ۳ دز  |  غش ≠ آنافیلاکسی  |  ۲۰ تا ۳۰ دقیقه تحت نظر  |  آرتوس | بیماری سرم | ریسه</w:t>
       </w:r>
     </w:p>
     <w:p>
@@ -6637,6 +6700,69 @@
       </w:r>
     </w:p>
     <w:p>
+      <w:pPr>
+        <w:bidi w:val="1"/>
+        <w:spacing w:after="120"/>
+        <w:jc w:val="right"/>
+        <w:pBdr>
+          <w:top w:val="single" w:sz="6" w:color="0F766E"/>
+          <w:bottom w:val="single" w:sz="6" w:color="0F766E"/>
+          <w:left w:val="single" w:sz="6" w:color="0F766E"/>
+          <w:right w:val="single" w:sz="6" w:color="0F766E"/>
+        </w:pBdr>
+      </w:pPr>
+      <w:r>
+        <w:rPr>
+          <w:b/>
+          <w:color w:val="0F766E"/>
+          <w:sz w:val="21"/>
+          <w:rtl w:val="1"/>
+        </w:rPr>
+        <w:t xml:space="preserve">« جمع‌بندی فصل ۲ »  </w:t>
+      </w:r>
+      <w:r>
+        <w:rPr>
+          <w:color w:val="3A3A3A"/>
+          <w:sz w:val="21"/>
+          <w:rtl w:val="1"/>
+        </w:rPr>
+        <w:t>فصل کوتاهی است ولی پر از جزئیات عملی: شرایط استریل (الکل ۷۰ درصد، سرنگ AD، بدون سرپوش‌گذاری مجدد)، انتخاب سوزن و محل تزریق بر اساس سن، چپ/راست بودن هر واکسن، و راه‌های کم‌کردن درد و تب. از همین ریزه‌کاری‌ها زیاد سؤال می‌آید: آسپیره لازم نیست، تزریق ایستاده ممنوع، و استامینوفن پیشگیرانه قبل از تزریق توصیه نمی‌شود.</w:t>
+      </w:r>
+    </w:p>
+    <w:p>
+      <w:pPr>
+        <w:pStyle w:val="Heading2"/>
+        <w:bidi w:val="1"/>
+        <w:spacing w:after="80"/>
+        <w:jc w:val="right"/>
+      </w:pPr>
+      <w:r>
+        <w:rPr>
+          <w:b/>
+          <w:color w:val="0F766E"/>
+          <w:sz w:val="27"/>
+          <w:rtl w:val="1"/>
+        </w:rPr>
+        <w:t>مرور سریع فصل ۲</w:t>
+      </w:r>
+    </w:p>
+    <w:p>
+      <w:pPr>
+        <w:bidi w:val="1"/>
+        <w:spacing w:after="160"/>
+        <w:jc w:val="right"/>
+      </w:pPr>
+      <w:r>
+        <w:rPr>
+          <w:b/>
+          <w:color w:val="0F766E"/>
+          <w:sz w:val="20"/>
+          <w:rtl w:val="1"/>
+        </w:rPr>
+        <w:t>پنبه‌الکل ۷۰٪ از مرکز به خارج  |  سرنگ AD ارجح  |  سرپوش‌گذاری مجدد: ممنوع  |  آسپیره: لازم نیست  |  تزریق ایستاده: ممنوع  |  دو تزریق در یک اندام: ۲/۵ سانتی‌متر فاصله  |  چپ: ب.ث.ژ و پنج‌گانه و دوگانه‌ها  |  راست: هپاتیت ب، Hib، پنوموکوک، MMR  |  سرین: محل تزریق واکسن نیست  |  ترکیبی‌ها: فقط عضلانی عمیق  |  استامینوفن: بعد آری، قبل نه</w:t>
+      </w:r>
+    </w:p>
+    <w:p>
       <w:r>
         <w:br w:type="page"/>
       </w:r>
@@ -7007,7 +7133,7 @@
                 <w:sz w:val="18"/>
                 <w:rtl w:val="1"/>
               </w:rPr>
-              <w:t>سرخک (نوبت صفر، استان‌های منتخب*) — پنج‌گانه — فلج خوراکی — فلج تزریقی — روتاویروس</w:t>
+              <w:t>سرخک (نوبت صفر، استان‌های منتخب ٭) — پنج‌گانه — فلج خوراکی — فلج تزریقی — روتاویروس</w:t>
             </w:r>
           </w:p>
         </w:tc>
@@ -7027,7 +7153,7 @@
                 <w:sz w:val="18"/>
                 <w:rtl w:val="1"/>
               </w:rPr>
-              <w:t>سرخک (نوبت صفر، استان‌های منتخب*) — شش‌گانه — فلج خوراکی — روتاویروس</w:t>
+              <w:t>سرخک (نوبت صفر، استان‌های منتخب ٭) — شش‌گانه — فلج خوراکی — روتاویروس</w:t>
             </w:r>
           </w:p>
         </w:tc>
@@ -7251,7 +7377,7 @@
           <w:sz w:val="21"/>
           <w:rtl w:val="1"/>
         </w:rPr>
-        <w:t>* استان‌های منتخب بر اساس بروز بالای سرخک شناسایی‌شده در نظام مراقبت تب و بثورات ماکولوپاپولر، به پیشنهاد کمیتهٔ کشوری حذف سرخک و سرخجه و تصویب کمیتهٔ کشوری ایمن‌سازی تعیین و ابلاغ می‌شوند.</w:t>
+        <w:t>٭ پانوشت جدول‌ها — «استان‌های منتخب» یعنی: استان‌هایی که بر اساس بروز بالای سرخک شناسایی‌شده در نظام مراقبت تب و بثورات ماکولوپاپولر، به پیشنهاد کمیتهٔ کشوری حذف سرخک و سرخجه و تصویب کمیتهٔ کشوری ایمن‌سازی تعیین و ابلاغ می‌شوند.</w:t>
       </w:r>
     </w:p>
     <w:p>
@@ -9318,7 +9444,7 @@
                 <w:sz w:val="18"/>
                 <w:rtl w:val="1"/>
               </w:rPr>
-              <w:t>ب.ث.ژ — پنج‌گانه — فلج خوراکی — فلج تزریقی — پنوموکوک — سرخک (نوبت صفر، استان‌های منتخب*)</w:t>
+              <w:t>ب.ث.ژ — پنج‌گانه — فلج خوراکی — فلج تزریقی — پنوموکوک — سرخک (نوبت صفر، استان‌های منتخب ٭)</w:t>
             </w:r>
           </w:p>
         </w:tc>
@@ -9338,7 +9464,7 @@
                 <w:sz w:val="18"/>
                 <w:rtl w:val="1"/>
               </w:rPr>
-              <w:t>ب.ث.ژ — شش‌گانه — فلج خوراکی — پنوموکوک — سرخک (نوبت صفر، استان‌های منتخب*)</w:t>
+              <w:t>ب.ث.ژ — شش‌گانه — فلج خوراکی — پنوموکوک — سرخک (نوبت صفر، استان‌های منتخب ٭)</w:t>
             </w:r>
           </w:p>
         </w:tc>
@@ -12071,6 +12197,69 @@
       </w:r>
     </w:p>
     <w:p>
+      <w:pPr>
+        <w:bidi w:val="1"/>
+        <w:spacing w:after="120"/>
+        <w:jc w:val="right"/>
+        <w:pBdr>
+          <w:top w:val="single" w:sz="6" w:color="0F766E"/>
+          <w:bottom w:val="single" w:sz="6" w:color="0F766E"/>
+          <w:left w:val="single" w:sz="6" w:color="0F766E"/>
+          <w:right w:val="single" w:sz="6" w:color="0F766E"/>
+        </w:pBdr>
+      </w:pPr>
+      <w:r>
+        <w:rPr>
+          <w:b/>
+          <w:color w:val="0F766E"/>
+          <w:sz w:val="21"/>
+          <w:rtl w:val="1"/>
+        </w:rPr>
+        <w:t xml:space="preserve">« جمع‌بندی فصل ۳ »  </w:t>
+      </w:r>
+      <w:r>
+        <w:rPr>
+          <w:color w:val="3A3A3A"/>
+          <w:sz w:val="21"/>
+          <w:rtl w:val="1"/>
+        </w:rPr>
+        <w:t>ستون فقرات فصل سه جدول است: برنامهٔ جاری کودکان (جدول ۷)، دوگانهٔ زنان باردار و سنین باروری (جدول ۸) و تأخیری‌های جدول ۹ تا ۱۳ که فقط با «سن اولین مراجعه» جلو می‌روند. دو جدول آخر (۱۴ و ۱۵) هم حداقل سن‌ها را می‌دهند. موقع تست، مرز گروه‌های سنی تأخیری و استثناها را گم نکن: سه‌گانه بعد از ۶ سال تمام ممنوع است و جایش دوگانهٔ بزرگسالان می‌نشیند.</w:t>
+      </w:r>
+    </w:p>
+    <w:p>
+      <w:pPr>
+        <w:pStyle w:val="Heading2"/>
+        <w:bidi w:val="1"/>
+        <w:spacing w:after="80"/>
+        <w:jc w:val="right"/>
+      </w:pPr>
+      <w:r>
+        <w:rPr>
+          <w:b/>
+          <w:color w:val="0F766E"/>
+          <w:sz w:val="27"/>
+          <w:rtl w:val="1"/>
+        </w:rPr>
+        <w:t>مرور سریع فصل ۳</w:t>
+      </w:r>
+    </w:p>
+    <w:p>
+      <w:pPr>
+        <w:bidi w:val="1"/>
+        <w:spacing w:after="160"/>
+        <w:jc w:val="right"/>
+      </w:pPr>
+      <w:r>
+        <w:rPr>
+          <w:b/>
+          <w:color w:val="0F766E"/>
+          <w:sz w:val="20"/>
+          <w:rtl w:val="1"/>
+        </w:rPr>
+        <w:t>بدو تولد: ب.ث.ژ + قطره + هپاتیت ب  |  روتا: ۲–۴–۶ | پنوموکوک: ۲–۴–۱۲  |  MMR: ۱۲ و ۱۸ ماهگی  |  یادآورها: ۱۸ ماه و ۶ سال  |  بعد از ۶ سال تمام: سه‌گانه ممنوع  |  تأخیری = سن اولین مراجعه  |  باردار: Td طبق جدول ۸  |  جدول ۱۴: حداقل سن مننگوکوک  |  ۱۹ سال به بالا بی‌سابقه: Td + هپ‌ب + MMR</w:t>
+      </w:r>
+    </w:p>
+    <w:p>
       <w:r>
         <w:br w:type="page"/>
       </w:r>
@@ -15466,6 +15655,69 @@
       </w:r>
     </w:p>
     <w:p>
+      <w:pPr>
+        <w:bidi w:val="1"/>
+        <w:spacing w:after="120"/>
+        <w:jc w:val="right"/>
+        <w:pBdr>
+          <w:top w:val="single" w:sz="6" w:color="0F766E"/>
+          <w:bottom w:val="single" w:sz="6" w:color="0F766E"/>
+          <w:left w:val="single" w:sz="6" w:color="0F766E"/>
+          <w:right w:val="single" w:sz="6" w:color="0F766E"/>
+        </w:pBdr>
+      </w:pPr>
+      <w:r>
+        <w:rPr>
+          <w:b/>
+          <w:color w:val="0F766E"/>
+          <w:sz w:val="21"/>
+          <w:rtl w:val="1"/>
+        </w:rPr>
+        <w:t xml:space="preserve">« جمع‌بندی فصل ۴ »  </w:t>
+      </w:r>
+      <w:r>
+        <w:rPr>
+          <w:color w:val="3A3A3A"/>
+          <w:sz w:val="21"/>
+          <w:rtl w:val="1"/>
+        </w:rPr>
+        <w:t>شانزده گروه خاص، ولی منطق مشترک دارند: بیماری خفیف مانع واکسن نیست؛ بیماری متوسط تا شدید یعنی تعویق؛ و هر جا نقص ایمنی جدی دیدی، زنده‌ها ممنوع‌اند و IPV جای OPV می‌نشیند. بقیهٔ فصل عدد است: قانون ۱۲–۷–۹تا۱۸ برای مادران HBsAg مثبت، جدول کورتیکواستروئید، فاصله‌های جدول ۱۶ برای خون و فرآورده‌ها، و برنامه‌های پیوند (SOT و HSCT).</w:t>
+      </w:r>
+    </w:p>
+    <w:p>
+      <w:pPr>
+        <w:pStyle w:val="Heading2"/>
+        <w:bidi w:val="1"/>
+        <w:spacing w:after="80"/>
+        <w:jc w:val="right"/>
+      </w:pPr>
+      <w:r>
+        <w:rPr>
+          <w:b/>
+          <w:color w:val="0F766E"/>
+          <w:sz w:val="27"/>
+          <w:rtl w:val="1"/>
+        </w:rPr>
+        <w:t>مرور سریع فصل ۴</w:t>
+      </w:r>
+    </w:p>
+    <w:p>
+      <w:pPr>
+        <w:bidi w:val="1"/>
+        <w:spacing w:after="160"/>
+        <w:jc w:val="right"/>
+      </w:pPr>
+      <w:r>
+        <w:rPr>
+          <w:b/>
+          <w:color w:val="0F766E"/>
+          <w:sz w:val="20"/>
+          <w:rtl w:val="1"/>
+        </w:rPr>
+        <w:t>بیماری خفیف: مانع نیست  |  نارس تثبیت‌شده: مثل بقیه شروع کن  |  ۳۲ هفته / ۱۵۰۰ گرم: مرز ب.ث.ژ نارس  |  واکسن طی ۱۲ ساعت + HBIG تا ۷ روز  |  تشنج ۳ ماه اخیر: سیاه‌سرفه عقب بیفتد  |  زنده‌ها: ۴ هفته قبل از شروع درمان  |  کورتون دز بالا و ۱۴ روز: یک ماه صبر  |  HIG ۳ | خون ۶ | پلاکت و FFP ۷ | IVIG ۸ تا ۱۱ ماه  |  HSCT: ۳ دز پنوموکوک و ۳ دز Hib  |  باردار: زنده‌ها ممنوع  |  بی‌طحال: ۲ هفته قبل از عمل  |  هموفیلی: سوزن ۲۳، ۲ دقیقه فشار</w:t>
+      </w:r>
+    </w:p>
+    <w:p>
       <w:r>
         <w:br w:type="page"/>
       </w:r>
@@ -19690,6 +19942,69 @@
           <w:rtl w:val="1"/>
         </w:rPr>
         <w:t>موارد منع روتاویروس: آنافیلاکسی با نوبت قبلی؛ ناهنجاری‌های درمان‌نشدهٔ بدو تولد روده؛ سابقهٔ انواژیناسیون؛ نقص ایمنی ترکیبی شدید (SCID).</w:t>
+      </w:r>
+    </w:p>
+    <w:p>
+      <w:pPr>
+        <w:bidi w:val="1"/>
+        <w:spacing w:after="120"/>
+        <w:jc w:val="right"/>
+        <w:pBdr>
+          <w:top w:val="single" w:sz="6" w:color="0F766E"/>
+          <w:bottom w:val="single" w:sz="6" w:color="0F766E"/>
+          <w:left w:val="single" w:sz="6" w:color="0F766E"/>
+          <w:right w:val="single" w:sz="6" w:color="0F766E"/>
+        </w:pBdr>
+      </w:pPr>
+      <w:r>
+        <w:rPr>
+          <w:b/>
+          <w:color w:val="0F766E"/>
+          <w:sz w:val="21"/>
+          <w:rtl w:val="1"/>
+        </w:rPr>
+        <w:t xml:space="preserve">« جمع‌بندی فصل ۵ »  </w:t>
+      </w:r>
+      <w:r>
+        <w:rPr>
+          <w:color w:val="3A3A3A"/>
+          <w:sz w:val="21"/>
+          <w:rtl w:val="1"/>
+        </w:rPr>
+        <w:t>یازده واکسن پشت سر هم، همه با یک الگو: چه کسی بگیرد، چند دز، با چه فاصله‌ای، و کی ممنوع است. بیشترین سؤال‌ها از مرزهای سنی و فاصله‌ها درمی‌آید: دو دز بار اول آنفلوانزا در زیر ۹ سال، سن‌های سفت‌وسخت روتاویروس، جدول‌های ۱۷ و ۱۸ پنوموکوک، تیتر ۱۰ هپاتیت ب و برنامه‌های برندمحور مننگوکوک.</w:t>
+      </w:r>
+    </w:p>
+    <w:p>
+      <w:pPr>
+        <w:pStyle w:val="Heading2"/>
+        <w:bidi w:val="1"/>
+        <w:spacing w:after="80"/>
+        <w:jc w:val="right"/>
+      </w:pPr>
+      <w:r>
+        <w:rPr>
+          <w:b/>
+          <w:color w:val="0F766E"/>
+          <w:sz w:val="27"/>
+          <w:rtl w:val="1"/>
+        </w:rPr>
+        <w:t>مرور سریع فصل ۵</w:t>
+      </w:r>
+    </w:p>
+    <w:p>
+      <w:pPr>
+        <w:bidi w:val="1"/>
+        <w:spacing w:after="160"/>
+        <w:jc w:val="right"/>
+      </w:pPr>
+      <w:r>
+        <w:rPr>
+          <w:b/>
+          <w:color w:val="0F766E"/>
+          <w:sz w:val="20"/>
+          <w:rtl w:val="1"/>
+        </w:rPr>
+        <w:t>آبله‌مرغان: ۲ دز، ۴ تا ۱۲ هفته  |  آنفلوانزا بار اول زیر ۹ سال: ۲ دز  |  قطرهٔ فلج: استفراغ زیر ۳۰ دقیقه = تکرار  |  ب.ث.ژ: فقط تا ۱۲ ماهگی  |  اسکار نداشت؟ تکرار نمی‌خواهد  |  کنژوگه، بعد پلی‌ساکاریدی؛ فاصله ۸ هفته  |  کنژوگه + پلی‌ساکاریدی هم‌زمان: هرگز  |  هپاتیت ب: تیتر ۱۰ به بالا یعنی تمام  |  Hib در بزرگسال HIV: توصیه نمی‌شود  |  Menactra: ۴ هفته بعد از پنوموکوک  |  روتا: شروع قبل از ۱۵ هفتگی  |  روتا: پایان قبل از ۸ ماهگی</w:t>
       </w:r>
     </w:p>
     <w:p>
@@ -21385,6 +21700,69 @@
       </w:r>
     </w:p>
     <w:p>
+      <w:pPr>
+        <w:bidi w:val="1"/>
+        <w:spacing w:after="120"/>
+        <w:jc w:val="right"/>
+        <w:pBdr>
+          <w:top w:val="single" w:sz="6" w:color="0F766E"/>
+          <w:bottom w:val="single" w:sz="6" w:color="0F766E"/>
+          <w:left w:val="single" w:sz="6" w:color="0F766E"/>
+          <w:right w:val="single" w:sz="6" w:color="0F766E"/>
+        </w:pBdr>
+      </w:pPr>
+      <w:r>
+        <w:rPr>
+          <w:b/>
+          <w:color w:val="0F766E"/>
+          <w:sz w:val="21"/>
+          <w:rtl w:val="1"/>
+        </w:rPr>
+        <w:t xml:space="preserve">« جمع‌بندی فصل ۶ »  </w:t>
+      </w:r>
+      <w:r>
+        <w:rPr>
+          <w:color w:val="3A3A3A"/>
+          <w:sz w:val="21"/>
+          <w:rtl w:val="1"/>
+        </w:rPr>
+        <w:t>کل فصل روی دو جدول می‌چرخد: جدول ۱۹ برای همهٔ بزرگسالان (آنفلوانزای سالیانه، Td هر ده سال، و MMR و هپاتیت ب برای بی‌سابقه‌ها — بقیهٔ واکسن‌ها فقط برای پرخطرها) و جدول ۲۰ برای مبتلایان به HIV که همه‌چیزش با مرز CD۴ پانزده درصد یا ۲۰۰ تعیین می‌شود.</w:t>
+      </w:r>
+    </w:p>
+    <w:p>
+      <w:pPr>
+        <w:pStyle w:val="Heading2"/>
+        <w:bidi w:val="1"/>
+        <w:spacing w:after="80"/>
+        <w:jc w:val="right"/>
+      </w:pPr>
+      <w:r>
+        <w:rPr>
+          <w:b/>
+          <w:color w:val="0F766E"/>
+          <w:sz w:val="27"/>
+          <w:rtl w:val="1"/>
+        </w:rPr>
+        <w:t>مرور سریع فصل ۶</w:t>
+      </w:r>
+    </w:p>
+    <w:p>
+      <w:pPr>
+        <w:bidi w:val="1"/>
+        <w:spacing w:after="160"/>
+        <w:jc w:val="right"/>
+      </w:pPr>
+      <w:r>
+        <w:rPr>
+          <w:b/>
+          <w:color w:val="0F766E"/>
+          <w:sz w:val="20"/>
+          <w:rtl w:val="1"/>
+        </w:rPr>
+        <w:t>آنفلوانزا: هر سال، همه  |  Td: هر ۱۰ سال  |  MMR: یک تا دو دز برای بی‌سابقه‌ها  |  هپاتیت ب: ۳ دز برای بی‌سابقه‌ها  |  ۶۵ به بالا: پنوموکوک حتی برای سالم‌ها  |  مرز CD۴: ۱۵٪ یا ۲۰۰  |  زیر مرز: MMR و آبله‌مرغان ممنوع  |  MMRV: در هر حالتی ممنوع  |  HIV: هپاتیت ب همیشه دز دوبرابر  |  HPV: با صلاحدید پزشک، ۹ تا ۴۵ سال</w:t>
+      </w:r>
+    </w:p>
+    <w:p>
       <w:r>
         <w:br w:type="page"/>
       </w:r>
@@ -21865,6 +22243,69 @@
           <w:rtl w:val="1"/>
         </w:rPr>
         <w:t>چون جمهوری اسلامی ایران از سال ۲۰۱۸ تأییدیهٔ حذف ویروس‌های بومی سرخک و سرخجه را دریافت کرده، ارائهٔ گواهی دریافت حداقل یک نوبت واکسن حاوی سرخک و سرخجه (MR، MMR یا MMRV) برای کلیهٔ افراد یک تا ۱۵ سالهٔ متقاضی روادید ورود به کشور الزامی است، مگر ممنوعیت پزشکی معتبر وجود داشته باشد.</w:t>
+      </w:r>
+    </w:p>
+    <w:p>
+      <w:pPr>
+        <w:bidi w:val="1"/>
+        <w:spacing w:after="120"/>
+        <w:jc w:val="right"/>
+        <w:pBdr>
+          <w:top w:val="single" w:sz="6" w:color="0F766E"/>
+          <w:bottom w:val="single" w:sz="6" w:color="0F766E"/>
+          <w:left w:val="single" w:sz="6" w:color="0F766E"/>
+          <w:right w:val="single" w:sz="6" w:color="0F766E"/>
+        </w:pBdr>
+      </w:pPr>
+      <w:r>
+        <w:rPr>
+          <w:b/>
+          <w:color w:val="0F766E"/>
+          <w:sz w:val="21"/>
+          <w:rtl w:val="1"/>
+        </w:rPr>
+        <w:t xml:space="preserve">« جمع‌بندی فصل ۷ »  </w:t>
+      </w:r>
+      <w:r>
+        <w:rPr>
+          <w:color w:val="3A3A3A"/>
+          <w:sz w:val="21"/>
+          <w:rtl w:val="1"/>
+        </w:rPr>
+        <w:t>واکسیناسیون سفر یعنی سه الزام: مننگوکوک برای حجاج، تب زرد برای کشورهای بومی، و فلج اطفال برای کشورهای آلوده — به‌علاوهٔ گواهی سرخک و سرخجه برای متقاضیان روادید ورود به ایران. چیزی که باید حفظ باشی، اعتبار گواهی‌ها و مهلت‌های قبل از ورود است.</w:t>
+      </w:r>
+    </w:p>
+    <w:p>
+      <w:pPr>
+        <w:pStyle w:val="Heading2"/>
+        <w:bidi w:val="1"/>
+        <w:spacing w:after="80"/>
+        <w:jc w:val="right"/>
+      </w:pPr>
+      <w:r>
+        <w:rPr>
+          <w:b/>
+          <w:color w:val="0F766E"/>
+          <w:sz w:val="27"/>
+          <w:rtl w:val="1"/>
+        </w:rPr>
+        <w:t>مرور سریع فصل ۷</w:t>
+      </w:r>
+    </w:p>
+    <w:p>
+      <w:pPr>
+        <w:bidi w:val="1"/>
+        <w:spacing w:after="160"/>
+        <w:jc w:val="right"/>
+      </w:pPr>
+      <w:r>
+        <w:rPr>
+          <w:b/>
+          <w:color w:val="0F766E"/>
+          <w:sz w:val="20"/>
+          <w:rtl w:val="1"/>
+        </w:rPr>
+        <w:t>تب زرد: از ۱۰ روز بعد تزریق معتبر  |  یک دز تب زرد: برای تمام عمر  |  تب زرد زیر ۶ ماه: ممنوع  |  فلج: یک نوبت اضافی طی ۱۲ ماه قبل سفر  |  مننگوکوک حج: حداقل ۱۰ روز قبل ورود  |  کارت حج: پلی‌ساکاریدی ۳ سال | کنژوگه ۵ سال  |  روادید ایران: گواهی سرخک، ۱ تا ۱۵ ساله‌ها  |  تب زرد + MMR: هم‌زمان نه؛ ۱ ماه فاصله</w:t>
       </w:r>
     </w:p>
     <w:p>
@@ -24646,6 +25087,69 @@
           <w:rtl w:val="1"/>
         </w:rPr>
         <w:t>•  واکنش‌های تأخیری سرم پادزهر (تب، بثورات جلدی، درد مفاصل و تورم) احتمالا ۵ تا ۱۴ روز پس از تزریق بروز می‌کنند و با آزمایش حساسیت قابل پیش‌بینی نیستند.</w:t>
+      </w:r>
+    </w:p>
+    <w:p>
+      <w:pPr>
+        <w:bidi w:val="1"/>
+        <w:spacing w:after="120"/>
+        <w:jc w:val="right"/>
+        <w:pBdr>
+          <w:top w:val="single" w:sz="6" w:color="0F766E"/>
+          <w:bottom w:val="single" w:sz="6" w:color="0F766E"/>
+          <w:left w:val="single" w:sz="6" w:color="0F766E"/>
+          <w:right w:val="single" w:sz="6" w:color="0F766E"/>
+        </w:pBdr>
+      </w:pPr>
+      <w:r>
+        <w:rPr>
+          <w:b/>
+          <w:color w:val="0F766E"/>
+          <w:sz w:val="21"/>
+          <w:rtl w:val="1"/>
+        </w:rPr>
+        <w:t xml:space="preserve">« جمع‌بندی فصل ۸ »  </w:t>
+      </w:r>
+      <w:r>
+        <w:rPr>
+          <w:color w:val="3A3A3A"/>
+          <w:sz w:val="21"/>
+          <w:rtl w:val="1"/>
+        </w:rPr>
+        <w:t>ایمن‌سازی غیرفعال یعنی پادتن آماده: سرم‌های دیفتری، کزاز (تتابولین)، هاری، بوتولیسم، مار و عقرب. قبل از هر سرم اسبی وریدی تست حساسیت لازم است، و هر سرم چند عدد کلیدی دارد که عملا سؤال‌های این فصل‌اند: جدول ۲۱ کزاز، برنامه‌های چهارنوبته و ۲-۱-۱ و داخل جلدی هاری، و قاعدهٔ ۳–۲–۱ بوتولیسم.</w:t>
+      </w:r>
+    </w:p>
+    <w:p>
+      <w:pPr>
+        <w:pStyle w:val="Heading2"/>
+        <w:bidi w:val="1"/>
+        <w:spacing w:after="80"/>
+        <w:jc w:val="right"/>
+      </w:pPr>
+      <w:r>
+        <w:rPr>
+          <w:b/>
+          <w:color w:val="0F766E"/>
+          <w:sz w:val="27"/>
+          <w:rtl w:val="1"/>
+        </w:rPr>
+        <w:t>مرور سریع فصل ۸</w:t>
+      </w:r>
+    </w:p>
+    <w:p>
+      <w:pPr>
+        <w:bidi w:val="1"/>
+        <w:spacing w:after="160"/>
+        <w:jc w:val="right"/>
+      </w:pPr>
+      <w:r>
+        <w:rPr>
+          <w:b/>
+          <w:color w:val="0F766E"/>
+          <w:sz w:val="20"/>
+          <w:rtl w:val="1"/>
+        </w:rPr>
+        <w:t>تست: رقت ۰/۰۱؛ با سابقهٔ آلرژی ۰/۰۰۱  |  خواندن تست: ۱۵ دقیقه؛ مثبت: سرخی ۳ میلی‌متری  |  کزاز با ۳ نوبت کامل: تتابولین هرگز  |  تتابولین: ۲۵۰ (تا ۵۰۰) واحد  |  هاری: شست‌وشو حداقل ۱۵ دقیقه  |  هاری عضلانی: روزهای ۰، ۳، ۷ و ۱۴  |  ایمونوگلوبولین هاری: ۲۰ واحد بر کیلو؛ تا یک هفته  |  بوتولیسم: ۳–۲–۱ ویال  |  سرم مار: فقط وریدی  |  عقرب: ۱ تا ۲ ویال  |  همهٔ سرم‌ها: ۲ تا ۸ درجه</w:t>
       </w:r>
     </w:p>
     <w:p>
@@ -26467,6 +26971,69 @@
           <w:rtl w:val="1"/>
         </w:rPr>
         <w:t>تفاوت سه تعریف ب.ث.ژ منتشر فقط در شرط سوم است: قطعی = اثبات «بوویس» + گرانولوم؛ محتمل = کمپلکس توبرکلوز بدون تعیین سویه با PCR و کشت منفی + گرانولوم؛ ممکن = فقط گرانولوم بدون اثبات میکروبی. شرط ۱ (علائم عمومی) و شرط ۲ (درگیری حداقل دو ارگان غیر از محل تلقیح) در هر سه یکسان‌اند.</w:t>
+      </w:r>
+    </w:p>
+    <w:p>
+      <w:pPr>
+        <w:bidi w:val="1"/>
+        <w:spacing w:after="120"/>
+        <w:jc w:val="right"/>
+        <w:pBdr>
+          <w:top w:val="single" w:sz="6" w:color="0F766E"/>
+          <w:bottom w:val="single" w:sz="6" w:color="0F766E"/>
+          <w:left w:val="single" w:sz="6" w:color="0F766E"/>
+          <w:right w:val="single" w:sz="6" w:color="0F766E"/>
+        </w:pBdr>
+      </w:pPr>
+      <w:r>
+        <w:rPr>
+          <w:b/>
+          <w:color w:val="0F766E"/>
+          <w:sz w:val="21"/>
+          <w:rtl w:val="1"/>
+        </w:rPr>
+        <w:t xml:space="preserve">« جمع‌بندی فصل ۹ »  </w:t>
+      </w:r>
+      <w:r>
+        <w:rPr>
+          <w:color w:val="3A3A3A"/>
+          <w:sz w:val="21"/>
+          <w:rtl w:val="1"/>
+        </w:rPr>
+        <w:t>پیوست ۱ اداری‌ترین بخش جزوه است: هشت گروه جمعیتی، قواعد کد ملی و «مهمان»، فرمول‌های پوشش (مخرج‌ها را حفظ کن) و قواعد ثبت دوگانهٔ بزرگسالان. پیوست ۲ اما بالینی است: الگوریتم ده‌قدمی برخورد با نوزاد مشکوک به نقص ایمنی، ۹ نشانهٔ کادر ۱ و سه تعریف ب.ث.ژ منتشر در کادر ۲.</w:t>
+      </w:r>
+    </w:p>
+    <w:p>
+      <w:pPr>
+        <w:pStyle w:val="Heading2"/>
+        <w:bidi w:val="1"/>
+        <w:spacing w:after="80"/>
+        <w:jc w:val="right"/>
+      </w:pPr>
+      <w:r>
+        <w:rPr>
+          <w:b/>
+          <w:color w:val="0F766E"/>
+          <w:sz w:val="27"/>
+          <w:rtl w:val="1"/>
+        </w:rPr>
+        <w:t>مرور سریع فصل ۹</w:t>
+      </w:r>
+    </w:p>
+    <w:p>
+      <w:pPr>
+        <w:bidi w:val="1"/>
+        <w:spacing w:after="160"/>
+        <w:jc w:val="right"/>
+      </w:pPr>
+      <w:r>
+        <w:rPr>
+          <w:b/>
+          <w:color w:val="0F766E"/>
+          <w:sz w:val="20"/>
+          <w:rtl w:val="1"/>
+        </w:rPr>
+        <w:t>بدو تولد ÷ تولدهای زنده  |  زیر ۱ سال ÷ زندهٔ زیر ۱ سال  |  MMR۲ و DTP۴ ÷ زندهٔ ۱۲ تا ۲۳ ماه  |  سیب | سینا | ناب | پارسا  |  ویرایش کد به کد ملی: تا ۲ ماه  |  «تکمیلی» در کارت واکسن نمی‌نشیند  |  سابقهٔ مرگ مشکوک قبلی: زنده‌ها متوقف  |  نتایج طبیعی: ویزیت هر ۳ ماه  |  قطعی = اثبات بوویس + گرانولوم</w:t>
       </w:r>
     </w:p>
     <w:p>
